--- a/03-成熟度评估/01-评估框架/01-精益成熟度模型(5级).docx
+++ b/03-成熟度评估/01-评估框架/01-精益成熟度模型(5级).docx
@@ -41,7 +41,7 @@
           <w:i w:val="0"/>
           <w:sz w:val="22"/>
         </w:rPr>
-        <w:t>本模型基于 Shingo 模型和精益企业成熟度评估工具（LESAT），结合紧固件制造行业的工艺特点，建立了5级精益成熟度评估体系。从 L1 初始级到 L5 优化级，逐级递进，帮助企业准确定位当前精益实施水平，明确改进方向。</w:t>
+        <w:t>本模型基于 Shingo 模型和精益企业成熟度评估工具（LESAT），结合制造行业的工艺特点，建立了5级精益成熟度评估体系。从 L1 初始级到 L5 优化级，逐级递进，帮助企业准确定位当前精益实施水平，明确改进方向。</w:t>
       </w:r>
     </w:p>
     <w:p>
@@ -115,7 +115,7 @@
           <w:i w:val="0"/>
           <w:sz w:val="22"/>
         </w:rPr>
-        <w:t>行业适配性</w:t>
+        <w:t>行业适配性：紧密结合制造行业特点</w:t>
       </w:r>
       <w:r>
         <w:rPr>
@@ -124,7 +124,6 @@
           <w:i w:val="0"/>
           <w:sz w:val="22"/>
         </w:rPr>
-        <w:t>：紧密结合紧固件制造行业特点</w:t>
       </w:r>
     </w:p>
     <w:p>
@@ -1119,7 +1118,7 @@
           <w:i w:val="0"/>
           <w:sz w:val="26"/>
         </w:rPr>
-        <w:t>2.4 紧固件行业典型场景</w:t>
+        <w:t>2.4 制造业典型场景</w:t>
       </w:r>
     </w:p>
     <w:p>
@@ -1133,7 +1132,7 @@
           <w:i w:val="0"/>
           <w:sz w:val="22"/>
         </w:rPr>
-        <w:t>冷镦工序经常因模具意外损坏导致停机，缺乏模具寿命管理</w:t>
+        <w:t>机加工工序经常因模具意外损坏导致停机，缺乏模具寿命管理</w:t>
       </w:r>
     </w:p>
     <w:p>
@@ -1147,7 +1146,7 @@
           <w:i w:val="0"/>
           <w:sz w:val="22"/>
         </w:rPr>
-        <w:t>搓丝工序不良率居高不下，但缺乏系统的螺纹精度监控</w:t>
+        <w:t>精加工工序不良率居高不下，但缺乏系统的尺寸精度监控</w:t>
       </w:r>
     </w:p>
     <w:p>
@@ -1839,7 +1838,7 @@
           <w:i w:val="0"/>
           <w:sz w:val="26"/>
         </w:rPr>
-        <w:t>3.4 紧固件行业典型场景</w:t>
+        <w:t>3.4 制造业典型场景</w:t>
       </w:r>
     </w:p>
     <w:p>
@@ -1853,7 +1852,7 @@
           <w:i w:val="0"/>
           <w:sz w:val="22"/>
         </w:rPr>
-        <w:t>冷镦工序建立基本的换模标准作业，但换模时间仍不稳定</w:t>
+        <w:t>机加工工序建立基本的换模标准作业，但换模时间仍不稳定</w:t>
       </w:r>
     </w:p>
     <w:p>
@@ -1867,7 +1866,7 @@
           <w:i w:val="0"/>
           <w:sz w:val="22"/>
         </w:rPr>
-        <w:t>搓丝工序开始记录螺纹检测数据，但缺乏系统的统计分析</w:t>
+        <w:t>精加工工序开始记录尺寸检测数据，但缺乏系统的统计分析</w:t>
       </w:r>
     </w:p>
     <w:p>
@@ -1937,7 +1936,7 @@
           <w:i w:val="0"/>
           <w:sz w:val="22"/>
         </w:rPr>
-        <w:t>VSM分析揭示了冷镦到搓丝之间的在制品积压问题，但尚未实施拉动系统</w:t>
+        <w:t>VSM分析揭示了机加工到精加工之间的在制品积压问题，但尚未实施拉动系统</w:t>
       </w:r>
     </w:p>
     <w:p>
@@ -2573,7 +2572,7 @@
           <w:i w:val="0"/>
           <w:sz w:val="26"/>
         </w:rPr>
-        <w:t>4.4 紧固件行业典型场景</w:t>
+        <w:t>4.4 制造业典型场景</w:t>
       </w:r>
     </w:p>
     <w:p>
@@ -2587,7 +2586,7 @@
           <w:i w:val="0"/>
           <w:sz w:val="22"/>
         </w:rPr>
-        <w:t>冷镦工序OEE达到75%以上，换模时间缩短至SMED目标水平</w:t>
+        <w:t>机加工工序OEE达到75%以上，换模时间缩短至SMED目标水平</w:t>
       </w:r>
     </w:p>
     <w:p>
@@ -2601,7 +2600,7 @@
           <w:i w:val="0"/>
           <w:sz w:val="22"/>
         </w:rPr>
-        <w:t>搓丝工序螺纹合格率稳定在99%以上，SPC控制图实时监控</w:t>
+        <w:t>精加工工序尺寸合格率稳定在99%以上，SPC控制图实时监控</w:t>
       </w:r>
     </w:p>
     <w:p>
@@ -2657,7 +2656,7 @@
           <w:i w:val="0"/>
           <w:sz w:val="22"/>
         </w:rPr>
-        <w:t>冷镦与搓丝之间建立看板拉动，在制品库存降低30%</w:t>
+        <w:t>机加工与精加工之间建立看板拉动，在制品库存降低30%</w:t>
       </w:r>
     </w:p>
     <w:p>
@@ -3307,7 +3306,7 @@
           <w:i w:val="0"/>
           <w:sz w:val="26"/>
         </w:rPr>
-        <w:t>5.4 紧固件行业典型场景</w:t>
+        <w:t>5.4 制造业典型场景</w:t>
       </w:r>
     </w:p>
     <w:p>
@@ -3321,7 +3320,7 @@
           <w:i w:val="0"/>
           <w:sz w:val="22"/>
         </w:rPr>
-        <w:t>冷镦工序OEE达到85%以上，模具寿命预测性管理</w:t>
+        <w:t>机加工工序OEE达到85%以上，模具寿命预测性管理</w:t>
       </w:r>
     </w:p>
     <w:p>
@@ -3335,7 +3334,7 @@
           <w:i w:val="0"/>
           <w:sz w:val="22"/>
         </w:rPr>
-        <w:t>搓丝工序实现零缺陷目标，螺纹精度100%在线监控</w:t>
+        <w:t>精加工工序实现零缺陷目标，尺寸精度100%在线监控</w:t>
       </w:r>
     </w:p>
     <w:p>
@@ -3391,7 +3390,7 @@
           <w:i w:val="0"/>
           <w:sz w:val="22"/>
         </w:rPr>
-        <w:t>钢丝供应商纳入精益体系，实现JIT供应</w:t>
+        <w:t>棒料供应商纳入精益体系，实现JIT供应</w:t>
       </w:r>
     </w:p>
     <w:p>
@@ -4041,7 +4040,7 @@
           <w:i w:val="0"/>
           <w:sz w:val="26"/>
         </w:rPr>
-        <w:t>6.4 紧固件行业典型场景</w:t>
+        <w:t>6.4 制造业典型场景</w:t>
       </w:r>
     </w:p>
     <w:p>
@@ -4069,7 +4068,7 @@
           <w:i w:val="0"/>
           <w:sz w:val="22"/>
         </w:rPr>
-        <w:t>冷镦、搓丝、热处理全工序实现数字化精益管理</w:t>
+        <w:t>机加工、精加工、热处理全工序实现数字化精益管理</w:t>
       </w:r>
     </w:p>
     <w:p>
@@ -4083,7 +4082,7 @@
           <w:i w:val="0"/>
           <w:sz w:val="22"/>
         </w:rPr>
-        <w:t>钢丝原材料实现VMI（供应商管理库存），库存成本极低</w:t>
+        <w:t>棒料原材料实现VMI（供应商管理库存），库存成本极低</w:t>
       </w:r>
     </w:p>
     <w:p>
@@ -4903,7 +4902,7 @@
           <w:i w:val="0"/>
           <w:sz w:val="22"/>
         </w:rPr>
-        <w:t>国际紧固件制造标杆企业（如日本、德国企业）</w:t>
+        <w:t>国际制造标杆企业（如日本、德国企业）</w:t>
       </w:r>
     </w:p>
     <w:p>
@@ -4931,7 +4930,7 @@
           <w:i w:val="0"/>
           <w:sz w:val="22"/>
         </w:rPr>
-        <w:t>国内紧固件行业的领先企业</w:t>
+        <w:t>国内制造业的领先企业</w:t>
       </w:r>
     </w:p>
     <w:sectPr>
